--- a/templates/労働条件通知書_ひな形_契約社員.docx
+++ b/templates/労働条件通知書_ひな形_契約社員.docx
@@ -833,7 +833,7 @@
                 <w:sz w:val="18"/>
                 <w:szCs w:val="18"/>
               </w:rPr>
-              <w:t xml:space="preserve">{#allowances}{allowance_name} {allowance_amount}円/月　{/allowances}</w:t>
+              <w:t xml:space="preserve">{#allowances}{allowance_name}　{allowance_description}　{/allowances}</w:t>
             </w:r>
           </w:p>
         </w:tc>
